--- a/arb/docx/38.content.docx
+++ b/arb/docx/38.content.docx
@@ -9,6 +9,8 @@
       </w:pPr>
       <w:r>
         <w:rPr>
+          <w:rtl/>
+          <w:cs/>
           <w:lang w:val="ar_AE" w:bidi="ar_AE"/>
         </w:rPr>
       </w:r>
@@ -20,12 +22,16 @@
       </w:pPr>
       <w:r>
         <w:rPr>
+          <w:rtl/>
+          <w:cs/>
           <w:lang w:val="ar_AE" w:bidi="ar_AE"/>
         </w:rPr>
         <w:t>Resource: Biblica Study Notes</w:t>
       </w:r>
       <w:r>
         <w:rPr>
+          <w:rtl/>
+          <w:cs/>
           <w:lang w:val="ar_AE" w:bidi="ar_AE"/>
         </w:rPr>
       </w:r>
@@ -36,53 +42,71 @@
       </w:pPr>
       <w:r>
         <w:rPr>
+          <w:rtl/>
+          <w:cs/>
           <w:lang w:val="ar_AE" w:bidi="ar_AE"/>
         </w:rPr>
       </w:r>
       <w:r>
         <w:rPr>
           <w:b/>
+          <w:rtl/>
+          <w:cs/>
           <w:lang w:val="ar_AE" w:bidi="ar_AE"/>
         </w:rPr>
         <w:t>Biblica Study Notes (Book Intros)</w:t>
       </w:r>
       <w:r>
         <w:rPr>
+          <w:rtl/>
+          <w:cs/>
           <w:lang w:val="ar_AE" w:bidi="ar_AE"/>
         </w:rPr>
         <w:t xml:space="preserve"> © 2023 Biblica Inc. Released under CC BY-SA 4.0 license. </w:t>
       </w:r>
       <w:r>
         <w:rPr>
+          <w:rtl/>
+          <w:cs/>
           <w:lang w:val="ar_AE" w:bidi="ar_AE"/>
         </w:rPr>
         <w:t>Biblica Study Notes</w:t>
       </w:r>
       <w:r>
         <w:rPr>
+          <w:rtl/>
+          <w:cs/>
           <w:lang w:val="ar_AE" w:bidi="ar_AE"/>
         </w:rPr>
         <w:t xml:space="preserve"> has been adapted in the following languages: Tok Pisin, Arabic (عربي), French (Français), Hindi (हिंदी), Indonesian (Bahasa Indonesia), Portuguese (Português), Russian (Русский), Spanish (Español), Swahili (Kiswahili), and Simplified Chinese (简体中文)from </w:t>
       </w:r>
       <w:r>
         <w:rPr>
+          <w:rtl/>
+          <w:cs/>
           <w:lang w:val="ar_AE" w:bidi="ar_AE"/>
         </w:rPr>
         <w:t>Biblica Study Notes</w:t>
       </w:r>
       <w:r>
         <w:rPr>
+          <w:rtl/>
+          <w:cs/>
           <w:lang w:val="ar_AE" w:bidi="ar_AE"/>
         </w:rPr>
         <w:t xml:space="preserve"> © 2023 Biblica Inc. Released under CC BY-SA 4.0 license by Mission Mutual</w:t>
       </w:r>
       <w:r>
         <w:rPr>
-          <w:lang w:val="ar_AE" w:bidi="ar_AE"/>
-        </w:rPr>
-      </w:r>
-      <w:r>
-        <w:rPr>
+          <w:rtl/>
+          <w:cs/>
+          <w:lang w:val="ar_AE" w:bidi="ar_AE"/>
+        </w:rPr>
+      </w:r>
+      <w:r>
+        <w:rPr>
+          <w:rtl/>
+          <w:cs/>
           <w:lang w:val="ar_AE" w:bidi="ar_AE"/>
         </w:rPr>
       </w:r>
@@ -94,6 +118,8 @@
       </w:pPr>
       <w:r>
         <w:rPr>
+          <w:rtl/>
+          <w:cs/>
           <w:lang w:val="ar_AE" w:bidi="ar_AE"/>
         </w:rPr>
         <w:t>Biblica Study Notes</w:t>
@@ -123,6 +149,8 @@
       </w:pPr>
       <w:r>
         <w:rPr>
+          <w:rtl/>
+          <w:cs/>
           <w:lang w:val="ar_AE" w:bidi="ar_AE"/>
         </w:rPr>
       </w:r>
@@ -134,12 +162,16 @@
       </w:pPr>
       <w:r>
         <w:rPr>
+          <w:rtl/>
+          <w:cs/>
           <w:lang w:val="ar_AE" w:bidi="ar_AE"/>
         </w:rPr>
         <w:t>ZEC</w:t>
       </w:r>
       <w:r>
         <w:rPr>
+          <w:rtl/>
+          <w:cs/>
           <w:lang w:val="ar_AE" w:bidi="ar_AE"/>
         </w:rPr>
       </w:r>
@@ -150,22 +182,30 @@
       </w:pPr>
       <w:r>
         <w:rPr>
-          <w:lang w:val="ar_AE" w:bidi="ar_AE"/>
-        </w:rPr>
-      </w:r>
-      <w:r>
-        <w:rPr>
+          <w:rtl/>
+          <w:cs/>
+          <w:lang w:val="ar_AE" w:bidi="ar_AE"/>
+        </w:rPr>
+      </w:r>
+      <w:r>
+        <w:rPr>
+          <w:rtl/>
+          <w:cs/>
           <w:lang w:val="ar_AE" w:bidi="ar_AE"/>
         </w:rPr>
         <w:t xml:space="preserve"> </w:t>
       </w:r>
       <w:r>
         <w:rPr>
-          <w:lang w:val="ar_AE" w:bidi="ar_AE"/>
-        </w:rPr>
-      </w:r>
-      <w:r>
-        <w:rPr>
+          <w:rtl/>
+          <w:cs/>
+          <w:lang w:val="ar_AE" w:bidi="ar_AE"/>
+        </w:rPr>
+      </w:r>
+      <w:r>
+        <w:rPr>
+          <w:rtl/>
+          <w:cs/>
           <w:lang w:val="ar_AE" w:bidi="ar_AE"/>
         </w:rPr>
       </w:r>
@@ -191,6 +231,8 @@
       </w:pPr>
       <w:r>
         <w:rPr>
+          <w:rtl/>
+          <w:cs/>
           <w:lang w:val="ar_AE" w:bidi="ar_AE"/>
         </w:rPr>
       </w:r>
@@ -202,12 +244,16 @@
       </w:pPr>
       <w:r>
         <w:rPr>
+          <w:rtl/>
+          <w:cs/>
           <w:lang w:val="ar_AE" w:bidi="ar_AE"/>
         </w:rPr>
         <w:t>زكريا</w:t>
       </w:r>
       <w:r>
         <w:rPr>
+          <w:rtl/>
+          <w:cs/>
           <w:lang w:val="ar_AE" w:bidi="ar_AE"/>
         </w:rPr>
       </w:r>
@@ -218,12 +264,16 @@
       </w:pPr>
       <w:r>
         <w:rPr>
+          <w:rtl/>
+          <w:cs/>
           <w:lang w:val="ar_AE" w:bidi="ar_AE"/>
         </w:rPr>
       </w:r>
       <w:r>
         <w:rPr>
           <w:b/>
+          <w:rtl/>
+          <w:cs/>
           <w:lang w:val="ar_AE" w:bidi="ar_AE"/>
         </w:rPr>
         <w:t>ما هو سفر زكريا؟</w:t>
@@ -238,11 +288,15 @@
       </w:pPr>
       <w:r>
         <w:rPr>
-          <w:lang w:val="ar_AE" w:bidi="ar_AE"/>
-        </w:rPr>
-      </w:r>
-      <w:r>
-        <w:rPr>
+          <w:rtl/>
+          <w:cs/>
+          <w:lang w:val="ar_AE" w:bidi="ar_AE"/>
+        </w:rPr>
+      </w:r>
+      <w:r>
+        <w:rPr>
+          <w:rtl/>
+          <w:cs/>
           <w:lang w:val="ar_AE" w:bidi="ar_AE"/>
         </w:rPr>
         <w:t>زكريا هو سفر من أسفار الأنبياء في إسرائيل. وهو عبارة عن مجموعة من الرسائل والرؤى من الله.</w:t>
@@ -257,11 +311,15 @@
       </w:pPr>
       <w:r>
         <w:rPr>
-          <w:lang w:val="ar_AE" w:bidi="ar_AE"/>
-        </w:rPr>
-      </w:r>
-      <w:r>
-        <w:rPr>
+          <w:rtl/>
+          <w:cs/>
+          <w:lang w:val="ar_AE" w:bidi="ar_AE"/>
+        </w:rPr>
+      </w:r>
+      <w:r>
+        <w:rPr>
+          <w:rtl/>
+          <w:cs/>
           <w:lang w:val="ar_AE" w:bidi="ar_AE"/>
         </w:rPr>
         <w:t>كانت هذه الرؤى والرسائل تتعلق بأرض يهوذا خلال زمن زكريا. وكانت جزءًا من القصة المذكورة في عزرا الإصحاحات من 1 إلى 6. وكانت أيضًا عن الوقت الذي سيحكم فيه الله كملك بشكل كامل.</w:t>
@@ -276,11 +334,15 @@
       </w:pPr>
       <w:r>
         <w:rPr>
-          <w:lang w:val="ar_AE" w:bidi="ar_AE"/>
-        </w:rPr>
-      </w:r>
-      <w:r>
-        <w:rPr>
+          <w:rtl/>
+          <w:cs/>
+          <w:lang w:val="ar_AE" w:bidi="ar_AE"/>
+        </w:rPr>
+      </w:r>
+      <w:r>
+        <w:rPr>
+          <w:rtl/>
+          <w:cs/>
           <w:lang w:val="ar_AE" w:bidi="ar_AE"/>
         </w:rPr>
         <w:t>بدأ زكريا في إلقاء هذه الرسائل في سنة 520 قبل الميلاد. كان ذلك في السنة الثانية لمُلك داريوس على فارس. وكانت أيضًا الرؤى المسجلة في هذا السفر من تلك السنة.</w:t>
@@ -295,11 +357,15 @@
       </w:pPr>
       <w:r>
         <w:rPr>
-          <w:lang w:val="ar_AE" w:bidi="ar_AE"/>
-        </w:rPr>
-      </w:r>
-      <w:r>
-        <w:rPr>
+          <w:rtl/>
+          <w:cs/>
+          <w:lang w:val="ar_AE" w:bidi="ar_AE"/>
+        </w:rPr>
+      </w:r>
+      <w:r>
+        <w:rPr>
+          <w:rtl/>
+          <w:cs/>
           <w:lang w:val="ar_AE" w:bidi="ar_AE"/>
         </w:rPr>
         <w:t>تم كتابة معظم الرسائل في قصائد أو قصص.</w:t>
@@ -314,11 +380,15 @@
       </w:pPr>
       <w:r>
         <w:rPr>
-          <w:lang w:val="ar_AE" w:bidi="ar_AE"/>
-        </w:rPr>
-      </w:r>
-      <w:r>
-        <w:rPr>
+          <w:rtl/>
+          <w:cs/>
+          <w:lang w:val="ar_AE" w:bidi="ar_AE"/>
+        </w:rPr>
+      </w:r>
+      <w:r>
+        <w:rPr>
+          <w:rtl/>
+          <w:cs/>
           <w:lang w:val="ar_AE" w:bidi="ar_AE"/>
         </w:rPr>
         <w:t>يُعتقد أن زكريا كتب أجزاء من هذه الرسائل والرؤى. كما يُعتقد أن أجزاء أخرى قد كتبها يهود آخرون.</w:t>
@@ -333,11 +403,15 @@
       </w:pPr>
       <w:r>
         <w:rPr>
-          <w:lang w:val="ar_AE" w:bidi="ar_AE"/>
-        </w:rPr>
-      </w:r>
-      <w:r>
-        <w:rPr>
+          <w:rtl/>
+          <w:cs/>
+          <w:lang w:val="ar_AE" w:bidi="ar_AE"/>
+        </w:rPr>
+      </w:r>
+      <w:r>
+        <w:rPr>
+          <w:rtl/>
+          <w:cs/>
           <w:lang w:val="ar_AE" w:bidi="ar_AE"/>
         </w:rPr>
         <w:t>فهم كُتَّاب العهد الجديد أن بعض نبوات زكريا تحققت في حياة وعمل يسوع.</w:t>
@@ -349,12 +423,16 @@
       </w:pPr>
       <w:r>
         <w:rPr>
+          <w:rtl/>
+          <w:cs/>
           <w:lang w:val="ar_AE" w:bidi="ar_AE"/>
         </w:rPr>
       </w:r>
       <w:r>
         <w:rPr>
           <w:b/>
+          <w:rtl/>
+          <w:cs/>
           <w:lang w:val="ar_AE" w:bidi="ar_AE"/>
         </w:rPr>
         <w:t>لمن كُتب هذا السفر؟</w:t>
@@ -369,11 +447,15 @@
       </w:pPr>
       <w:r>
         <w:rPr>
-          <w:lang w:val="ar_AE" w:bidi="ar_AE"/>
-        </w:rPr>
-      </w:r>
-      <w:r>
-        <w:rPr>
+          <w:rtl/>
+          <w:cs/>
+          <w:lang w:val="ar_AE" w:bidi="ar_AE"/>
+        </w:rPr>
+      </w:r>
+      <w:r>
+        <w:rPr>
+          <w:rtl/>
+          <w:cs/>
           <w:lang w:val="ar_AE" w:bidi="ar_AE"/>
         </w:rPr>
         <w:t>لزرُبابل ويشوع واليهود الذين عادوا إلى يهوذا. حيث قد عاشوا في السبي في بابل سنوات عِدَّة.</w:t>
@@ -385,18 +467,24 @@
       </w:pPr>
       <w:r>
         <w:rPr>
+          <w:rtl/>
+          <w:cs/>
           <w:lang w:val="ar_AE" w:bidi="ar_AE"/>
         </w:rPr>
       </w:r>
       <w:r>
         <w:rPr>
           <w:b/>
+          <w:rtl/>
+          <w:cs/>
           <w:lang w:val="ar_AE" w:bidi="ar_AE"/>
         </w:rPr>
         <w:t>لماذا كُتب سفر</w:t>
       </w:r>
       <w:r>
         <w:rPr>
+          <w:rtl/>
+          <w:cs/>
           <w:lang w:val="ar_AE" w:bidi="ar_AE"/>
         </w:rPr>
         <w:t xml:space="preserve"> </w:t>
@@ -404,6 +492,8 @@
       <w:r>
         <w:rPr>
           <w:b/>
+          <w:rtl/>
+          <w:cs/>
           <w:lang w:val="ar_AE" w:bidi="ar_AE"/>
         </w:rPr>
         <w:t>زكريا؟</w:t>
@@ -418,11 +508,15 @@
       </w:pPr>
       <w:r>
         <w:rPr>
-          <w:lang w:val="ar_AE" w:bidi="ar_AE"/>
-        </w:rPr>
-      </w:r>
-      <w:r>
-        <w:rPr>
+          <w:rtl/>
+          <w:cs/>
+          <w:lang w:val="ar_AE" w:bidi="ar_AE"/>
+        </w:rPr>
+      </w:r>
+      <w:r>
+        <w:rPr>
+          <w:rtl/>
+          <w:cs/>
           <w:lang w:val="ar_AE" w:bidi="ar_AE"/>
         </w:rPr>
         <w:t>لتذكير اليهود بأن يكونوا أمناء لعهد جبل سيناء بعد السبي.</w:t>
@@ -437,11 +531,15 @@
       </w:pPr>
       <w:r>
         <w:rPr>
-          <w:lang w:val="ar_AE" w:bidi="ar_AE"/>
-        </w:rPr>
-      </w:r>
-      <w:r>
-        <w:rPr>
+          <w:rtl/>
+          <w:cs/>
+          <w:lang w:val="ar_AE" w:bidi="ar_AE"/>
+        </w:rPr>
+      </w:r>
+      <w:r>
+        <w:rPr>
+          <w:rtl/>
+          <w:cs/>
           <w:lang w:val="ar_AE" w:bidi="ar_AE"/>
         </w:rPr>
         <w:t>لتسجيل الرسائل التي ساعدت اليهود في إكمال بناء الهيكل.</w:t>
@@ -456,11 +554,15 @@
       </w:pPr>
       <w:r>
         <w:rPr>
-          <w:lang w:val="ar_AE" w:bidi="ar_AE"/>
-        </w:rPr>
-      </w:r>
-      <w:r>
-        <w:rPr>
+          <w:rtl/>
+          <w:cs/>
+          <w:lang w:val="ar_AE" w:bidi="ar_AE"/>
+        </w:rPr>
+      </w:r>
+      <w:r>
+        <w:rPr>
+          <w:rtl/>
+          <w:cs/>
           <w:lang w:val="ar_AE" w:bidi="ar_AE"/>
         </w:rPr>
         <w:t>لتشجيع اليهود بوعود حول عدة أمور. شملت هذه الأمور العهد مع داود، ويوم الرب والخليقة الجديدة.</w:t>
@@ -472,12 +574,16 @@
       </w:pPr>
       <w:r>
         <w:rPr>
+          <w:rtl/>
+          <w:cs/>
           <w:lang w:val="ar_AE" w:bidi="ar_AE"/>
         </w:rPr>
       </w:r>
       <w:r>
         <w:rPr>
           <w:b/>
+          <w:rtl/>
+          <w:cs/>
           <w:lang w:val="ar_AE" w:bidi="ar_AE"/>
         </w:rPr>
         <w:t>الأفكار الرئيسية</w:t>
@@ -492,11 +598,15 @@
       </w:pPr>
       <w:r>
         <w:rPr>
-          <w:lang w:val="ar_AE" w:bidi="ar_AE"/>
-        </w:rPr>
-      </w:r>
-      <w:r>
-        <w:rPr>
+          <w:rtl/>
+          <w:cs/>
+          <w:lang w:val="ar_AE" w:bidi="ar_AE"/>
+        </w:rPr>
+      </w:r>
+      <w:r>
+        <w:rPr>
+          <w:rtl/>
+          <w:cs/>
           <w:lang w:val="ar_AE" w:bidi="ar_AE"/>
         </w:rPr>
         <w:t>عزّى الله شعبه بكلمات رجاء. وشمل ذلك نبوات عن المسيح.</w:t>
@@ -511,11 +621,15 @@
       </w:pPr>
       <w:r>
         <w:rPr>
-          <w:lang w:val="ar_AE" w:bidi="ar_AE"/>
-        </w:rPr>
-      </w:r>
-      <w:r>
-        <w:rPr>
+          <w:rtl/>
+          <w:cs/>
+          <w:lang w:val="ar_AE" w:bidi="ar_AE"/>
+        </w:rPr>
+      </w:r>
+      <w:r>
+        <w:rPr>
+          <w:rtl/>
+          <w:cs/>
           <w:lang w:val="ar_AE" w:bidi="ar_AE"/>
         </w:rPr>
         <w:t>سوف يجلب الله القضاء ضد جميع الأمم في يوم الرب.</w:t>
@@ -530,11 +644,15 @@
       </w:pPr>
       <w:r>
         <w:rPr>
-          <w:lang w:val="ar_AE" w:bidi="ar_AE"/>
-        </w:rPr>
-      </w:r>
-      <w:r>
-        <w:rPr>
+          <w:rtl/>
+          <w:cs/>
+          <w:lang w:val="ar_AE" w:bidi="ar_AE"/>
+        </w:rPr>
+      </w:r>
+      <w:r>
+        <w:rPr>
+          <w:rtl/>
+          <w:cs/>
           <w:lang w:val="ar_AE" w:bidi="ar_AE"/>
         </w:rPr>
         <w:t>في يوم من الأيام، سيتولى الله الحكم بالكامل كملك. وكل من يعبد ويطيع الله سيكون من شعبه.</w:t>
@@ -546,12 +664,16 @@
       </w:pPr>
       <w:r>
         <w:rPr>
+          <w:rtl/>
+          <w:cs/>
           <w:lang w:val="ar_AE" w:bidi="ar_AE"/>
         </w:rPr>
       </w:r>
       <w:r>
         <w:rPr>
           <w:b/>
+          <w:rtl/>
+          <w:cs/>
           <w:lang w:val="ar_AE" w:bidi="ar_AE"/>
         </w:rPr>
         <w:t>مخطط السفر</w:t>
@@ -563,12 +685,16 @@
       </w:pPr>
       <w:r>
         <w:rPr>
+          <w:rtl/>
+          <w:cs/>
           <w:lang w:val="ar_AE" w:bidi="ar_AE"/>
         </w:rPr>
       </w:r>
       <w:r>
         <w:rPr>
           <w:b/>
+          <w:rtl/>
+          <w:cs/>
           <w:lang w:val="ar_AE" w:bidi="ar_AE"/>
         </w:rPr>
         <w:t>رسائل ورؤى زكريا (1 - 8).</w:t>
@@ -580,23 +706,31 @@
       </w:pPr>
       <w:r>
         <w:rPr>
+          <w:rtl/>
+          <w:cs/>
           <w:lang w:val="ar_AE" w:bidi="ar_AE"/>
         </w:rPr>
       </w:r>
       <w:r>
         <w:rPr>
           <w:b/>
+          <w:rtl/>
+          <w:cs/>
           <w:lang w:val="ar_AE" w:bidi="ar_AE"/>
         </w:rPr>
         <w:t>رسائل الدينونة والرجاء (9 – 14).</w:t>
       </w:r>
       <w:r>
         <w:rPr>
-          <w:lang w:val="ar_AE" w:bidi="ar_AE"/>
-        </w:rPr>
-      </w:r>
-      <w:r>
-        <w:rPr>
+          <w:rtl/>
+          <w:cs/>
+          <w:lang w:val="ar_AE" w:bidi="ar_AE"/>
+        </w:rPr>
+      </w:r>
+      <w:r>
+        <w:rPr>
+          <w:rtl/>
+          <w:cs/>
           <w:lang w:val="ar_AE" w:bidi="ar_AE"/>
         </w:rPr>
       </w:r>
